--- a/miRNA/Week3_Assignment.docx
+++ b/miRNA/Week3_Assignment.docx
@@ -11,13 +11,13 @@
         <w:t xml:space="preserve">Week 3 Assignment — Exploratory Data Analysis</w:t>
       </w:r>
     </w:p>
-    <w:bookmarkStart w:id="30" w:name="X0f4ae01cbec5174842adf39d8cbe77dfe39700e"/>
+    <w:bookmarkStart w:id="30" w:name="Xc36f85497e81e33dcfaa3ba467091ea6afb62ea"/>
     <w:p>
       <w:pPr>
         <w:pStyle w:val="Heading2"/>
       </w:pPr>
       <w:r>
-        <w:t xml:space="preserve">Course: AI/ML-Based Biomarker Discovery | Dataset: GSE120584</w:t>
+        <w:t xml:space="preserve">Course: AI/ML-Based Biomarker Discovery | Dataset: GSE120584 (serum microarray)</w:t>
       </w:r>
     </w:p>
     <w:p>
@@ -154,7 +154,7 @@
         <w:pStyle w:val="FirstParagraph"/>
       </w:pPr>
       <w:r>
-        <w:t xml:space="preserve">In the Week 3 pheatmap visualization, rows (miRNAs) are scaled to z-scores before display. Explain (a) why row-scaling is applied rather than displaying raw VST values, (b) how to identify a cluster of miRNAs that are high in AD relative to control from the heatmap color coding, and (c) what biological themes you would expect to be enriched in a cluster consistently upregulated in AD samples based on known AD biology.</w:t>
+        <w:t xml:space="preserve">In the Week 3 pheatmap visualization, rows (miRNAs) are scaled to z-scores before display. Explain (a) why row-scaling is applied rather than displaying the raw normalized log2 expression values, (b) how to identify a cluster of miRNAs that are high in AD relative to control from the heatmap color coding, and (c) what biological themes you would expect to be enriched in a cluster consistently upregulated in AD samples based on known AD biology.</w:t>
       </w:r>
     </w:p>
     <w:p>
@@ -179,7 +179,7 @@
         <w:pStyle w:val="FirstParagraph"/>
       </w:pPr>
       <w:r>
-        <w:t xml:space="preserve">The Week 3 script computes partial R² to quantify how much variance in PC1 and PC2 is explained by each covariate (disease group, age, sex, batch). Suppose the output shows age explaining 29% of PC1 variance and disease group explaining only 18%. Explain (a) what this means for downstream differential expression analysis, (b) how you would modify the DESeq2 design formula to account for this, and (c) what false positive risk arises if you ignore age as a covariate in the DE analysis.</w:t>
+        <w:t xml:space="preserve">The Week 3 script computes partial R² to quantify how much variance in PC1 and PC2 is explained by each covariate (disease group, age, sex). Suppose the output shows age explaining 29% of PC1 variance and disease group explaining only 18%. Explain (a) what this means for downstream differential expression analysis, (b) how you would build the Week 4 limma design matrix for GSE120584 to account for this (and, for comparison, the equivalent DESeq2 design formula for the RNA-seq dataset GSE46579), and (c) what false positive risk arises if you ignore age as a covariate in the DE analysis.</w:t>
       </w:r>
     </w:p>
     <w:p>
@@ -255,9 +255,6 @@
       <w:r>
         <w:t xml:space="preserve">The names and CV values of the top 5 most variable miRNAs across all samples</w:t>
       </w:r>
-      <w:r>
-        <w:br/>
-      </w:r>
     </w:p>
     <w:p>
       <w:pPr>
@@ -270,9 +267,6 @@
       <w:r>
         <w:t xml:space="preserve">Whether any of these five miRNAs appear in the known AD-associated miRNA list from Week 1</w:t>
       </w:r>
-      <w:r>
-        <w:br/>
-      </w:r>
     </w:p>
     <w:p>
       <w:pPr>
@@ -283,7 +277,7 @@
         <w:pStyle w:val="Compact"/>
       </w:pPr>
       <w:r>
-        <w:t xml:space="preserve">The CV threshold used by the script to filter for high-variance features</w:t>
+        <w:t xml:space="preserve">The rule the script uses to remove low-variance features before PCA (Section 5), and how many miRNAs it keeps</w:t>
       </w:r>
     </w:p>
     <w:p>
@@ -291,7 +285,7 @@
         <w:pStyle w:val="FirstParagraph"/>
       </w:pPr>
       <w:r>
-        <w:t xml:space="preserve">Briefly discuss whether high CV alone is a good criterion for selecting candidate biomarkers.</w:t>
+        <w:t xml:space="preserve">Briefly discuss whether high CV alone is a good criterion for selecting candidate biomarkers. Why is CV especially hard to interpret when it is computed on log2-scale values, as here?</w:t>
       </w:r>
     </w:p>
     <w:p>
@@ -331,7 +325,7 @@
         <w:t xml:space="preserve"> </w:t>
       </w:r>
       <w:r>
-        <w:t xml:space="preserve">on the VST-normalized, transposed expression matrix with</w:t>
+        <w:t xml:space="preserve">on the variance-filtered, normalized log2 expression matrix (transposed, with</w:t>
       </w:r>
       <w:r>
         <w:t xml:space="preserve"> </w:t>
@@ -343,7 +337,7 @@
         <w:t xml:space="preserve">scale.=TRUE</w:t>
       </w:r>
       <w:r>
-        <w:t xml:space="preserve">. Report:</w:t>
+        <w:t xml:space="preserve">; Section 6). Report:</w:t>
       </w:r>
     </w:p>
     <w:p>
@@ -357,9 +351,6 @@
       <w:r>
         <w:t xml:space="preserve">The percentage of variance explained by each of PC1 through PC5</w:t>
       </w:r>
-      <w:r>
-        <w:br/>
-      </w:r>
     </w:p>
     <w:p>
       <w:pPr>
@@ -372,9 +363,6 @@
       <w:r>
         <w:t xml:space="preserve">The cumulative variance explained by PC1–PC5</w:t>
       </w:r>
-      <w:r>
-        <w:br/>
-      </w:r>
     </w:p>
     <w:p>
       <w:pPr>
@@ -447,9 +435,6 @@
       <w:r>
         <w:t xml:space="preserve">The name of the miRNA with the highest absolute loading on PC1</w:t>
       </w:r>
-      <w:r>
-        <w:br/>
-      </w:r>
     </w:p>
     <w:p>
       <w:pPr>
@@ -462,9 +447,6 @@
       <w:r>
         <w:t xml:space="preserve">Whether this miRNA has a positive or negative loading (and what that means for its association with the dominant axis of variation)</w:t>
       </w:r>
-      <w:r>
-        <w:br/>
-      </w:r>
     </w:p>
     <w:p>
       <w:pPr>
@@ -475,7 +457,7 @@
         <w:pStyle w:val="Compact"/>
       </w:pPr>
       <w:r>
-        <w:t xml:space="preserve">Look up this miRNA in miRTarBase (https://mirtarbase.cuhk.edu.cn/) and report at least two experimentally validated targets</w:t>
+        <w:t xml:space="preserve">Look up this miRNA in miRTarBase (https://mirtarbase.cuhk.edu.cn/) and report any experimentally validated targets. If it has none, say so, and look up the first miRNA in the top-20 loadings list that does have validated targets</w:t>
       </w:r>
     </w:p>
     <w:p>
@@ -483,7 +465,19 @@
         <w:pStyle w:val="FirstParagraph"/>
       </w:pPr>
       <w:r>
-        <w:t xml:space="preserve">Based on those targets, propose a hypothesis about what biological process is captured by PC1.</w:t>
+        <w:t xml:space="preserve">Based on what you find, propose a hypothesis about what PC1 captures. As a check, compute</w:t>
+      </w:r>
+      <w:r>
+        <w:t xml:space="preserve"> </w:t>
+      </w:r>
+      <w:r>
+        <w:rPr>
+          <w:rStyle w:val="VerbatimChar"/>
+        </w:rPr>
+        <w:t xml:space="preserve">cor(pca_result$x[, 1], colMeans(expr_vf))</w:t>
+      </w:r>
+      <w:r>
+        <w:t xml:space="preserve">: what does the result suggest?</w:t>
       </w:r>
     </w:p>
     <w:p>
@@ -508,7 +502,7 @@
         <w:pStyle w:val="FirstParagraph"/>
       </w:pPr>
       <w:r>
-        <w:t xml:space="preserve">Run the gap statistic analysis and k-means clustering sections of the script. Report:</w:t>
+        <w:t xml:space="preserve">Run the gap statistic, silhouette, hierarchical clustering and k-means sections of the script. Report:</w:t>
       </w:r>
     </w:p>
     <w:p>
@@ -520,10 +514,7 @@
         <w:pStyle w:val="Compact"/>
       </w:pPr>
       <w:r>
-        <w:t xml:space="preserve">The optimal number of clusters k suggested by the gap statistic</w:t>
-      </w:r>
-      <w:r>
-        <w:br/>
+        <w:t xml:space="preserve">The optimal number of clusters k suggested by the gap statistic, and by the silhouette width</w:t>
       </w:r>
     </w:p>
     <w:p>
@@ -535,10 +526,7 @@
         <w:pStyle w:val="Compact"/>
       </w:pPr>
       <w:r>
-        <w:t xml:space="preserve">The average silhouette width at the optimal k</w:t>
-      </w:r>
-      <w:r>
-        <w:br/>
+        <w:t xml:space="preserve">The average silhouette width at the silhouette-optimal k</w:t>
       </w:r>
     </w:p>
     <w:p>
@@ -552,9 +540,6 @@
       <w:r>
         <w:t xml:space="preserve">A purity table showing, for each cluster at k=3, the percentage of Control, MCI, and AD samples</w:t>
       </w:r>
-      <w:r>
-        <w:br/>
-      </w:r>
     </w:p>
     <w:p>
       <w:pPr>
@@ -565,7 +550,15 @@
         <w:pStyle w:val="Compact"/>
       </w:pPr>
       <w:r>
-        <w:t xml:space="preserve">Which group has the highest cluster purity and what that implies biologically</w:t>
+        <w:t xml:space="preserve">The overall purity, and the chance level printed by the script (largest group / N)</w:t>
+      </w:r>
+    </w:p>
+    <w:p>
+      <w:pPr>
+        <w:pStyle w:val="FirstParagraph"/>
+      </w:pPr>
+      <w:r>
+        <w:t xml:space="preserve">What do the purity and silhouette values together tell you about how strongly the miRNA profiles separate the clinical groups? Why is purity particularly misleading in this cohort?</w:t>
       </w:r>
     </w:p>
     <w:p>
@@ -605,7 +598,7 @@
         <w:t xml:space="preserve"> </w:t>
       </w:r>
       <w:r>
-        <w:t xml:space="preserve">or equivalent section of the script. Report:</w:t>
+        <w:t xml:space="preserve">section of the script (Section 12). Report:</w:t>
       </w:r>
     </w:p>
     <w:p>
@@ -619,9 +612,6 @@
       <w:r>
         <w:t xml:space="preserve">The partial R² for each covariate (disease group, age, sex) on PC1</w:t>
       </w:r>
-      <w:r>
-        <w:br/>
-      </w:r>
     </w:p>
     <w:p>
       <w:pPr>
@@ -634,9 +624,6 @@
       <w:r>
         <w:t xml:space="preserve">The partial R² for each covariate on PC2</w:t>
       </w:r>
-      <w:r>
-        <w:br/>
-      </w:r>
     </w:p>
     <w:p>
       <w:pPr>
@@ -647,7 +634,7 @@
         <w:pStyle w:val="Compact"/>
       </w:pPr>
       <w:r>
-        <w:t xml:space="preserve">Based on these results, which covariates should be included in the DESeq2 design formula for Week 4?</w:t>
+        <w:t xml:space="preserve">Based on these results and on the age and sex differences between groups (Week 2), which covariates should be included in the Week 4 limma design for GSE120584?</w:t>
       </w:r>
     </w:p>
     <w:p>
@@ -655,7 +642,7 @@
         <w:pStyle w:val="FirstParagraph"/>
       </w:pPr>
       <w:r>
-        <w:t xml:space="preserve">Justify your covariate inclusion decision using the partial R² thresholds discussed in the lecture.</w:t>
+        <w:t xml:space="preserve">Justify your covariate inclusion decision using the partial R² thresholds discussed in the lecture. Do small partial R² values on the top PCs mean that age can be safely ignored?</w:t>
       </w:r>
     </w:p>
     <w:bookmarkEnd w:id="29"/>
@@ -1494,7 +1481,7 @@
       <w:color w:themeColor="accent1" w:themeShade="BF" w:val="365F91"/>
     </w:rPr>
   </w:style>
-  <w:style w:type="paragraph" w:customStyle="1" w:styleId="SourceCode">
+  <w:style w:customStyle="1" w:styleId="SourceCode" w:type="paragraph">
     <w:name w:val="Source Code"/>
     <w:basedOn w:val="Normal"/>
     <w:link w:val="VerbatimChar"/>
@@ -1502,7 +1489,7 @@
       <w:wordWrap w:val="off"/>
     </w:pPr>
   </w:style>
-  <w:style w:type="character" w:customStyle="1" w:styleId="KeywordTok">
+  <w:style w:customStyle="1" w:styleId="KeywordTok" w:type="character">
     <w:name w:val="KeywordTok"/>
     <w:basedOn w:val="VerbatimChar"/>
     <w:rPr>
@@ -1510,77 +1497,77 @@
       <w:b/>
     </w:rPr>
   </w:style>
-  <w:style w:type="character" w:customStyle="1" w:styleId="DataTypeTok">
+  <w:style w:customStyle="1" w:styleId="DataTypeTok" w:type="character">
     <w:name w:val="DataTypeTok"/>
     <w:basedOn w:val="VerbatimChar"/>
     <w:rPr>
       <w:color w:val="902000"/>
     </w:rPr>
   </w:style>
-  <w:style w:type="character" w:customStyle="1" w:styleId="DecValTok">
+  <w:style w:customStyle="1" w:styleId="DecValTok" w:type="character">
     <w:name w:val="DecValTok"/>
     <w:basedOn w:val="VerbatimChar"/>
     <w:rPr>
       <w:color w:val="40a070"/>
     </w:rPr>
   </w:style>
-  <w:style w:type="character" w:customStyle="1" w:styleId="BaseNTok">
+  <w:style w:customStyle="1" w:styleId="BaseNTok" w:type="character">
     <w:name w:val="BaseNTok"/>
     <w:basedOn w:val="VerbatimChar"/>
     <w:rPr>
       <w:color w:val="40a070"/>
     </w:rPr>
   </w:style>
-  <w:style w:type="character" w:customStyle="1" w:styleId="FloatTok">
+  <w:style w:customStyle="1" w:styleId="FloatTok" w:type="character">
     <w:name w:val="FloatTok"/>
     <w:basedOn w:val="VerbatimChar"/>
     <w:rPr>
       <w:color w:val="40a070"/>
     </w:rPr>
   </w:style>
-  <w:style w:type="character" w:customStyle="1" w:styleId="ConstantTok">
+  <w:style w:customStyle="1" w:styleId="ConstantTok" w:type="character">
     <w:name w:val="ConstantTok"/>
     <w:basedOn w:val="VerbatimChar"/>
     <w:rPr>
       <w:color w:val="880000"/>
     </w:rPr>
   </w:style>
-  <w:style w:type="character" w:customStyle="1" w:styleId="CharTok">
+  <w:style w:customStyle="1" w:styleId="CharTok" w:type="character">
     <w:name w:val="CharTok"/>
     <w:basedOn w:val="VerbatimChar"/>
     <w:rPr>
       <w:color w:val="4070a0"/>
     </w:rPr>
   </w:style>
-  <w:style w:type="character" w:customStyle="1" w:styleId="SpecialCharTok">
+  <w:style w:customStyle="1" w:styleId="SpecialCharTok" w:type="character">
     <w:name w:val="SpecialCharTok"/>
     <w:basedOn w:val="VerbatimChar"/>
     <w:rPr>
       <w:color w:val="4070a0"/>
     </w:rPr>
   </w:style>
-  <w:style w:type="character" w:customStyle="1" w:styleId="StringTok">
+  <w:style w:customStyle="1" w:styleId="StringTok" w:type="character">
     <w:name w:val="StringTok"/>
     <w:basedOn w:val="VerbatimChar"/>
     <w:rPr>
       <w:color w:val="4070a0"/>
     </w:rPr>
   </w:style>
-  <w:style w:type="character" w:customStyle="1" w:styleId="VerbatimStringTok">
+  <w:style w:customStyle="1" w:styleId="VerbatimStringTok" w:type="character">
     <w:name w:val="VerbatimStringTok"/>
     <w:basedOn w:val="VerbatimChar"/>
     <w:rPr>
       <w:color w:val="4070a0"/>
     </w:rPr>
   </w:style>
-  <w:style w:type="character" w:customStyle="1" w:styleId="SpecialStringTok">
+  <w:style w:customStyle="1" w:styleId="SpecialStringTok" w:type="character">
     <w:name w:val="SpecialStringTok"/>
     <w:basedOn w:val="VerbatimChar"/>
     <w:rPr>
       <w:color w:val="bb6688"/>
     </w:rPr>
   </w:style>
-  <w:style w:type="character" w:customStyle="1" w:styleId="ImportTok">
+  <w:style w:customStyle="1" w:styleId="ImportTok" w:type="character">
     <w:name w:val="ImportTok"/>
     <w:basedOn w:val="VerbatimChar"/>
     <w:rPr>
@@ -1588,7 +1575,7 @@
       <w:b/>
     </w:rPr>
   </w:style>
-  <w:style w:type="character" w:customStyle="1" w:styleId="CommentTok">
+  <w:style w:customStyle="1" w:styleId="CommentTok" w:type="character">
     <w:name w:val="CommentTok"/>
     <w:basedOn w:val="VerbatimChar"/>
     <w:rPr>
@@ -1596,7 +1583,7 @@
       <w:i/>
     </w:rPr>
   </w:style>
-  <w:style w:type="character" w:customStyle="1" w:styleId="DocumentationTok">
+  <w:style w:customStyle="1" w:styleId="DocumentationTok" w:type="character">
     <w:name w:val="DocumentationTok"/>
     <w:basedOn w:val="VerbatimChar"/>
     <w:rPr>
@@ -1604,7 +1591,7 @@
       <w:i/>
     </w:rPr>
   </w:style>
-  <w:style w:type="character" w:customStyle="1" w:styleId="AnnotationTok">
+  <w:style w:customStyle="1" w:styleId="AnnotationTok" w:type="character">
     <w:name w:val="AnnotationTok"/>
     <w:basedOn w:val="VerbatimChar"/>
     <w:rPr>
@@ -1613,7 +1600,7 @@
       <w:i/>
     </w:rPr>
   </w:style>
-  <w:style w:type="character" w:customStyle="1" w:styleId="CommentVarTok">
+  <w:style w:customStyle="1" w:styleId="CommentVarTok" w:type="character">
     <w:name w:val="CommentVarTok"/>
     <w:basedOn w:val="VerbatimChar"/>
     <w:rPr>
@@ -1622,28 +1609,28 @@
       <w:i/>
     </w:rPr>
   </w:style>
-  <w:style w:type="character" w:customStyle="1" w:styleId="OtherTok">
+  <w:style w:customStyle="1" w:styleId="OtherTok" w:type="character">
     <w:name w:val="OtherTok"/>
     <w:basedOn w:val="VerbatimChar"/>
     <w:rPr>
       <w:color w:val="007020"/>
     </w:rPr>
   </w:style>
-  <w:style w:type="character" w:customStyle="1" w:styleId="FunctionTok">
+  <w:style w:customStyle="1" w:styleId="FunctionTok" w:type="character">
     <w:name w:val="FunctionTok"/>
     <w:basedOn w:val="VerbatimChar"/>
     <w:rPr>
       <w:color w:val="06287e"/>
     </w:rPr>
   </w:style>
-  <w:style w:type="character" w:customStyle="1" w:styleId="VariableTok">
+  <w:style w:customStyle="1" w:styleId="VariableTok" w:type="character">
     <w:name w:val="VariableTok"/>
     <w:basedOn w:val="VerbatimChar"/>
     <w:rPr>
       <w:color w:val="19177c"/>
     </w:rPr>
   </w:style>
-  <w:style w:type="character" w:customStyle="1" w:styleId="ControlFlowTok">
+  <w:style w:customStyle="1" w:styleId="ControlFlowTok" w:type="character">
     <w:name w:val="ControlFlowTok"/>
     <w:basedOn w:val="VerbatimChar"/>
     <w:rPr>
@@ -1651,45 +1638,45 @@
       <w:b/>
     </w:rPr>
   </w:style>
-  <w:style w:type="character" w:customStyle="1" w:styleId="OperatorTok">
+  <w:style w:customStyle="1" w:styleId="OperatorTok" w:type="character">
     <w:name w:val="OperatorTok"/>
     <w:basedOn w:val="VerbatimChar"/>
     <w:rPr>
       <w:color w:val="666666"/>
     </w:rPr>
   </w:style>
-  <w:style w:type="character" w:customStyle="1" w:styleId="BuiltInTok">
+  <w:style w:customStyle="1" w:styleId="BuiltInTok" w:type="character">
     <w:name w:val="BuiltInTok"/>
     <w:basedOn w:val="VerbatimChar"/>
     <w:rPr>
       <w:color w:val="008000"/>
     </w:rPr>
   </w:style>
-  <w:style w:type="character" w:customStyle="1" w:styleId="ExtensionTok">
+  <w:style w:customStyle="1" w:styleId="ExtensionTok" w:type="character">
     <w:name w:val="ExtensionTok"/>
     <w:basedOn w:val="VerbatimChar"/>
     <w:rPr/>
   </w:style>
-  <w:style w:type="character" w:customStyle="1" w:styleId="PreprocessorTok">
+  <w:style w:customStyle="1" w:styleId="PreprocessorTok" w:type="character">
     <w:name w:val="PreprocessorTok"/>
     <w:basedOn w:val="VerbatimChar"/>
     <w:rPr>
       <w:color w:val="bc7a00"/>
     </w:rPr>
   </w:style>
-  <w:style w:type="character" w:customStyle="1" w:styleId="AttributeTok">
+  <w:style w:customStyle="1" w:styleId="AttributeTok" w:type="character">
     <w:name w:val="AttributeTok"/>
     <w:basedOn w:val="VerbatimChar"/>
     <w:rPr>
       <w:color w:val="7d9029"/>
     </w:rPr>
   </w:style>
-  <w:style w:type="character" w:customStyle="1" w:styleId="RegionMarkerTok">
+  <w:style w:customStyle="1" w:styleId="RegionMarkerTok" w:type="character">
     <w:name w:val="RegionMarkerTok"/>
     <w:basedOn w:val="VerbatimChar"/>
     <w:rPr/>
   </w:style>
-  <w:style w:type="character" w:customStyle="1" w:styleId="InformationTok">
+  <w:style w:customStyle="1" w:styleId="InformationTok" w:type="character">
     <w:name w:val="InformationTok"/>
     <w:basedOn w:val="VerbatimChar"/>
     <w:rPr>
@@ -1698,7 +1685,7 @@
       <w:i/>
     </w:rPr>
   </w:style>
-  <w:style w:type="character" w:customStyle="1" w:styleId="WarningTok">
+  <w:style w:customStyle="1" w:styleId="WarningTok" w:type="character">
     <w:name w:val="WarningTok"/>
     <w:basedOn w:val="VerbatimChar"/>
     <w:rPr>
@@ -1707,7 +1694,7 @@
       <w:i/>
     </w:rPr>
   </w:style>
-  <w:style w:type="character" w:customStyle="1" w:styleId="AlertTok">
+  <w:style w:customStyle="1" w:styleId="AlertTok" w:type="character">
     <w:name w:val="AlertTok"/>
     <w:basedOn w:val="VerbatimChar"/>
     <w:rPr>
@@ -1715,7 +1702,7 @@
       <w:b/>
     </w:rPr>
   </w:style>
-  <w:style w:type="character" w:customStyle="1" w:styleId="ErrorTok">
+  <w:style w:customStyle="1" w:styleId="ErrorTok" w:type="character">
     <w:name w:val="ErrorTok"/>
     <w:basedOn w:val="VerbatimChar"/>
     <w:rPr>
@@ -1723,7 +1710,7 @@
       <w:b/>
     </w:rPr>
   </w:style>
-  <w:style w:type="character" w:customStyle="1" w:styleId="NormalTok">
+  <w:style w:customStyle="1" w:styleId="NormalTok" w:type="character">
     <w:name w:val="NormalTok"/>
     <w:basedOn w:val="VerbatimChar"/>
     <w:rPr/>
